--- a/第八届开源大赛技术报告.docx
+++ b/第八届开源大赛技术报告.docx
@@ -3136,6 +3136,55 @@
           <w:sz w:val="24"/>
         </w:rPr>
         <w:t>前端采用Vue 3 Composition API + Vite构建，6个页面：仪表盘（3个指标卡片+7日趋势图+预警分布+最近记录+系统控制）、情绪监测、预警面板（列表+筛选+确认）、学生详情（完整心理档案）、AIGC报告（生成+查看）、智能体面板（5Agent状态+SSE流式窗口）、视频上传。使用ECharts进行可视化，SSE（Server-Sent Events）实现Agent协作过程实时流式展示。每个页面右下角有用户反馈浮窗（星级评分+文字反馈）。</w:t>
+      </w:r>
+    </w:p>
+    <w:p>
+      <w:pPr>
+        <w:pStyle w:val="Heading2"/>
+      </w:pPr>
+      <w:r>
+        <w:rPr>
+          <w:rFonts w:eastAsia="黑体"/>
+          <w:sz w:val="28"/>
+          <w:b/>
+        </w:rPr>
+        <w:t xml:space="preserve">2.9 心理量表自评与AI交叉验证</w:t>
+      </w:r>
+    </w:p>
+    <w:p>
+      <w:r>
+        <w:rPr>
+          <w:rFonts w:eastAsia="宋体"/>
+          <w:sz w:val="24"/>
+        </w:rPr>
+        <w:t xml:space="preserve">为弥补纯AI情绪识别在效度验证方面的不足，系统内置了三套国际标准化心理量表——SAS（焦虑自评量表，Zung 1971）、SDS（抑郁自评量表，Zung 1965）和SCL-90（症状自评量表，Derogatis 1975，10维度/90题）。三种量表题目均来源于公开发表学术论文，遵循学术使用规范。</w:t>
+      </w:r>
+    </w:p>
+    <w:p>
+      <w:r>
+        <w:rPr>
+          <w:rFonts w:eastAsia="宋体"/>
+          <w:sz w:val="24"/>
+        </w:rPr>
+        <w:t xml:space="preserve">量表功能由前端自评页面、后端自动计分引擎和数据库ScaleResult表三部分组成。学生通过前端页面完成自评后，系统根据标准计分规则自动计算原始分、标准分（raw×1.25）和等级（正常/轻度/中度/偏重）；SCL-90额外输出10维度因子分。</w:t>
+      </w:r>
+    </w:p>
+    <w:p>
+      <w:r>
+        <w:rPr>
+          <w:rFonts w:eastAsia="宋体"/>
+          <w:sz w:val="24"/>
+        </w:rPr>
+        <w:t xml:space="preserve">AI交叉验证模块（GET /api/scales/crosscheck/{student_id}）将量表结果与学生情绪识别数据对比——例如当SAS标准分≥60且AI平均情绪评分&lt;0.4时判定一致高风险，否则建议复核。AIGC报告自动生成时附带量表参照数据，为AI评估结论提供标准化效度基准。</w:t>
+      </w:r>
+    </w:p>
+    <w:p>
+      <w:r>
+        <w:rPr>
+          <w:rFonts w:eastAsia="宋体"/>
+          <w:sz w:val="24"/>
+        </w:rPr>
+        <w:t xml:space="preserve">预种数据包含每名学生2份量表测评记录（SAS/SDS），确保系统启动后仪表盘和AIGC报告页面有完整数据可展示。</w:t>
       </w:r>
     </w:p>
     <w:p>

--- a/第八届开源大赛技术报告.docx
+++ b/第八届开源大赛技术报告.docx
@@ -3140,55 +3140,6 @@
     </w:p>
     <w:p>
       <w:pPr>
-        <w:pStyle w:val="Heading2"/>
-      </w:pPr>
-      <w:r>
-        <w:rPr>
-          <w:rFonts w:eastAsia="黑体"/>
-          <w:sz w:val="28"/>
-          <w:b/>
-        </w:rPr>
-        <w:t xml:space="preserve">2.9 心理量表自评与AI交叉验证</w:t>
-      </w:r>
-    </w:p>
-    <w:p>
-      <w:r>
-        <w:rPr>
-          <w:rFonts w:eastAsia="宋体"/>
-          <w:sz w:val="24"/>
-        </w:rPr>
-        <w:t xml:space="preserve">为弥补纯AI情绪识别在效度验证方面的不足，系统内置了三套国际标准化心理量表——SAS（焦虑自评量表，Zung 1971）、SDS（抑郁自评量表，Zung 1965）和SCL-90（症状自评量表，Derogatis 1975，10维度/90题）。三种量表题目均来源于公开发表学术论文，遵循学术使用规范。</w:t>
-      </w:r>
-    </w:p>
-    <w:p>
-      <w:r>
-        <w:rPr>
-          <w:rFonts w:eastAsia="宋体"/>
-          <w:sz w:val="24"/>
-        </w:rPr>
-        <w:t xml:space="preserve">量表功能由前端自评页面、后端自动计分引擎和数据库ScaleResult表三部分组成。学生通过前端页面完成自评后，系统根据标准计分规则自动计算原始分、标准分（raw×1.25）和等级（正常/轻度/中度/偏重）；SCL-90额外输出10维度因子分。</w:t>
-      </w:r>
-    </w:p>
-    <w:p>
-      <w:r>
-        <w:rPr>
-          <w:rFonts w:eastAsia="宋体"/>
-          <w:sz w:val="24"/>
-        </w:rPr>
-        <w:t xml:space="preserve">AI交叉验证模块（GET /api/scales/crosscheck/{student_id}）将量表结果与学生情绪识别数据对比——例如当SAS标准分≥60且AI平均情绪评分&lt;0.4时判定一致高风险，否则建议复核。AIGC报告自动生成时附带量表参照数据，为AI评估结论提供标准化效度基准。</w:t>
-      </w:r>
-    </w:p>
-    <w:p>
-      <w:r>
-        <w:rPr>
-          <w:rFonts w:eastAsia="宋体"/>
-          <w:sz w:val="24"/>
-        </w:rPr>
-        <w:t xml:space="preserve">预种数据包含每名学生2份量表测评记录（SAS/SDS），确保系统启动后仪表盘和AIGC报告页面有完整数据可展示。</w:t>
-      </w:r>
-    </w:p>
-    <w:p>
-      <w:pPr>
         <w:pStyle w:val="4"/>
       </w:pPr>
       <w:r>
@@ -3289,14 +3240,72 @@
     <w:p>
       <w:pPr>
         <w:ind w:firstLine="480" w:firstLineChars="200"/>
-      </w:pPr>
-      <w:r>
         <w:rPr>
           <w:rFonts w:ascii="宋体" w:hAnsi="宋体" w:eastAsia="宋体"/>
           <w:b w:val="0"/>
           <w:sz w:val="24"/>
         </w:rPr>
+      </w:pPr>
+      <w:r>
+        <w:rPr>
+          <w:rFonts w:ascii="宋体" w:hAnsi="宋体" w:eastAsia="宋体"/>
+          <w:b w:val="0"/>
+          <w:sz w:val="24"/>
+        </w:rPr>
         <w:t>(7) 管理API：/api/admin/stats（运营统计）、/api/admin/stats/llm（LLM统计）、/api/admin/stats/feedback（反馈统计）、/api/admin/health/detail（深度健康检查含LLM连通性）、/api/admin/export（CSV导出）。</w:t>
+      </w:r>
+    </w:p>
+    <w:p>
+      <w:r>
+        <w:rPr>
+          <w:rFonts w:eastAsia="黑体"/>
+          <w:b/>
+          <w:sz w:val="28"/>
+        </w:rPr>
+        <w:t>2.9 心理量表自评与AI交叉验证</w:t>
+      </w:r>
+    </w:p>
+    <w:p>
+      <w:r>
+        <w:rPr>
+          <w:rFonts w:eastAsia="宋体"/>
+          <w:sz w:val="24"/>
+        </w:rPr>
+        <w:t>为弥补纯AI情绪识别在效度验证方面的不足，系统内置了三套国际标准化心理量表——SAS（焦虑自评量表，Zung 1971）、SDS（抑郁自评量表，Zung 1965）和SCL-90（症状自评量表，Derogatis 1975，10维度/90题）。三种量表题目均来源于公开发表学术论文，遵循学术使用规范。</w:t>
+      </w:r>
+    </w:p>
+    <w:p>
+      <w:r>
+        <w:rPr>
+          <w:rFonts w:eastAsia="宋体"/>
+          <w:sz w:val="24"/>
+        </w:rPr>
+        <w:t>量表功能由前端自评页面、后端自动计分引擎和数据库ScaleResult表三部分组成。学生通过前端页面完成自评后，系统根据标准计分规则自动计算原始分、标准分（raw×1.25）和等级（正常/轻度/中度/偏重）；SCL-90额外输出10维度因子分。</w:t>
+      </w:r>
+    </w:p>
+    <w:p>
+      <w:r>
+        <w:rPr>
+          <w:rFonts w:eastAsia="宋体"/>
+          <w:sz w:val="24"/>
+        </w:rPr>
+        <w:t>AI交叉验证模块（GET /api/scales/crosscheck/{student_id}）将量表结果与学生情绪识别数据对比——例如当SAS标准分≥60且AI平均情绪评分&lt;0.4时判定一致高风险，否则建议复核。AIGC报告自动生成时附带量表参照数据，为AI评估结论提供标准化效度基准。</w:t>
+      </w:r>
+    </w:p>
+    <w:p>
+      <w:pPr>
+        <w:rPr>
+          <w:rFonts w:ascii="宋体" w:hAnsi="宋体" w:eastAsia="宋体"/>
+          <w:b w:val="0"/>
+          <w:sz w:val="24"/>
+        </w:rPr>
+      </w:pPr>
+      <w:r>
+        <w:rPr>
+          <w:rFonts w:eastAsia="宋体"/>
+          <w:sz w:val="24"/>
+        </w:rPr>
+        <w:t>预种数据包含每名学生2份量表测评记录（SAS/SDS），确保系统启动后仪表盘和AIGC报告页面有完整数据可展示。</w:t>
       </w:r>
     </w:p>
     <w:p>
@@ -4700,12 +4709,6 @@
             <w:insideH w:val="single" w:color="auto" w:sz="4" w:space="0"/>
             <w:insideV w:val="single" w:color="auto" w:sz="4" w:space="0"/>
           </w:tblBorders>
-          <w:tblCellMar>
-            <w:top w:w="0" w:type="dxa"/>
-            <w:left w:w="108" w:type="dxa"/>
-            <w:bottom w:w="0" w:type="dxa"/>
-            <w:right w:w="108" w:type="dxa"/>
-          </w:tblCellMar>
         </w:tblPrEx>
         <w:trPr>
           <w:jc w:val="center"/>
@@ -7295,8 +7298,6 @@
       <w:pPr>
         <w:ind w:firstLine="480" w:firstLineChars="200"/>
       </w:pPr>
-      <w:bookmarkStart w:id="7" w:name="_GoBack"/>
-      <w:bookmarkEnd w:id="7"/>
       <w:r>
         <w:rPr>
           <w:rFonts w:eastAsia="宋体"/>
@@ -7810,7 +7811,34 @@
           <w:b w:val="0"/>
           <w:sz w:val="24"/>
         </w:rPr>
-        <w:t>项目累计完成13次Git提交（截至阶段三完成），包含：22个核心代码文件+11个新增文件（阶段三）、完整的Apache 2.0 LICENSE、详细的README.md（含架构图+快速启动+API文档）、部署指南DEPLOY.md、贡献指南CONTRIBUTING.md、版本变更记录CHANGELOG.md。所有依赖均开源可用，部署步骤可复现。</w:t>
+        <w:t>项目</w:t>
+      </w:r>
+      <w:r>
+        <w:rPr>
+          <w:rFonts w:hint="eastAsia"/>
+          <w:b w:val="0"/>
+          <w:sz w:val="24"/>
+          <w:lang w:val="en-US" w:eastAsia="zh-CN"/>
+        </w:rPr>
+        <w:t>在开源平台</w:t>
+      </w:r>
+      <w:r>
+        <w:rPr>
+          <w:rFonts w:ascii="宋体" w:hAnsi="宋体" w:eastAsia="宋体"/>
+          <w:b w:val="0"/>
+          <w:sz w:val="24"/>
+        </w:rPr>
+        <w:t>完成</w:t>
+      </w:r>
+      <w:bookmarkStart w:id="7" w:name="_GoBack"/>
+      <w:bookmarkEnd w:id="7"/>
+      <w:r>
+        <w:rPr>
+          <w:rFonts w:ascii="宋体" w:hAnsi="宋体" w:eastAsia="宋体"/>
+          <w:b w:val="0"/>
+          <w:sz w:val="24"/>
+        </w:rPr>
+        <w:t>Git提交，包含：22个核心代码文件+11个新增文件（阶段三）、完整的Apache 2.0 LICENSE、详细的README.md（含架构图+快速启动+API文档）、部署指南DEPLOY.md、贡献指南CONTRIBUTING.md、版本变更记录CHANGELOG.md。所有依赖均开源可用，部署步骤可复现。</w:t>
       </w:r>
     </w:p>
     <w:p>

--- a/第八届开源大赛技术报告.docx
+++ b/第八届开源大赛技术报告.docx
@@ -677,6 +677,58 @@
       </w:pPr>
     </w:p>
     <w:p/>
+    <w:p/>
+    <w:p>
+      <w:pPr>
+        <w:jc w:val="center"/>
+      </w:pPr>
+      <w:r>
+        <w:rPr>
+          <w:rFonts w:eastAsia="宋体"/>
+          <w:sz w:val="28"/>
+          <w:b/>
+        </w:rPr>
+        <w:t xml:space="preserve">云平台部署地址</w:t>
+      </w:r>
+    </w:p>
+    <w:p>
+      <w:pPr>
+        <w:jc w:val="center"/>
+      </w:pPr>
+      <w:r>
+        <w:rPr>
+          <w:rFonts w:eastAsia="宋体"/>
+          <w:sz w:val="24"/>
+        </w:rPr>
+        <w:t xml:space="preserve">http://43.143.238.8:8000</w:t>
+      </w:r>
+    </w:p>
+    <w:p/>
+    <w:p>
+      <w:pPr>
+        <w:jc w:val="center"/>
+      </w:pPr>
+      <w:r>
+        <w:rPr>
+          <w:rFonts w:eastAsia="宋体"/>
+          <w:sz w:val="28"/>
+          <w:b/>
+        </w:rPr>
+        <w:t xml:space="preserve">API 接口文档</w:t>
+      </w:r>
+    </w:p>
+    <w:p>
+      <w:pPr>
+        <w:jc w:val="center"/>
+      </w:pPr>
+      <w:r>
+        <w:rPr>
+          <w:rFonts w:eastAsia="宋体"/>
+          <w:sz w:val="24"/>
+        </w:rPr>
+        <w:t xml:space="preserve">http://43.143.238.8:8000/docs</w:t>
+      </w:r>
+    </w:p>
     <w:p/>
     <w:p>
       <w:pPr>

--- a/第八届开源大赛技术报告.docx
+++ b/第八届开源大赛技术报告.docx
@@ -184,6 +184,40 @@
           <w:lang w:val="en-US" w:eastAsia="zh-CN"/>
         </w:rPr>
         <w:t>-AIGC-Agent-Platform</w:t>
+      </w:r>
+    </w:p>
+    <w:p>
+      <w:pPr>
+        <w:ind w:firstLine="1960" w:firstLineChars="700"/>
+        <w:jc w:val="both"/>
+      </w:pPr>
+      <w:bookmarkStart w:id="7" w:name="_GoBack"/>
+      <w:bookmarkEnd w:id="7"/>
+      <w:r>
+        <w:rPr>
+          <w:rFonts w:eastAsia="宋体"/>
+          <w:b w:val="0"/>
+          <w:bCs/>
+          <w:sz w:val="28"/>
+        </w:rPr>
+        <w:t>云平台部署地址</w:t>
+      </w:r>
+      <w:r>
+        <w:rPr>
+          <w:rFonts w:hint="eastAsia"/>
+          <w:b w:val="0"/>
+          <w:bCs/>
+          <w:sz w:val="28"/>
+          <w:lang w:eastAsia="zh-CN"/>
+        </w:rPr>
+        <w:t>：</w:t>
+      </w:r>
+      <w:r>
+        <w:rPr>
+          <w:rFonts w:eastAsia="宋体"/>
+          <w:sz w:val="24"/>
+        </w:rPr>
+        <w:t>http://43.143.238.8:8000</w:t>
       </w:r>
     </w:p>
     <w:p>
@@ -678,57 +712,7 @@
     </w:p>
     <w:p/>
     <w:p/>
-    <w:p>
-      <w:pPr>
-        <w:jc w:val="center"/>
-      </w:pPr>
-      <w:r>
-        <w:rPr>
-          <w:rFonts w:eastAsia="宋体"/>
-          <w:sz w:val="28"/>
-          <w:b/>
-        </w:rPr>
-        <w:t xml:space="preserve">云平台部署地址</w:t>
-      </w:r>
-    </w:p>
-    <w:p>
-      <w:pPr>
-        <w:jc w:val="center"/>
-      </w:pPr>
-      <w:r>
-        <w:rPr>
-          <w:rFonts w:eastAsia="宋体"/>
-          <w:sz w:val="24"/>
-        </w:rPr>
-        <w:t xml:space="preserve">http://43.143.238.8:8000</w:t>
-      </w:r>
-    </w:p>
     <w:p/>
-    <w:p>
-      <w:pPr>
-        <w:jc w:val="center"/>
-      </w:pPr>
-      <w:r>
-        <w:rPr>
-          <w:rFonts w:eastAsia="宋体"/>
-          <w:sz w:val="28"/>
-          <w:b/>
-        </w:rPr>
-        <w:t xml:space="preserve">API 接口文档</w:t>
-      </w:r>
-    </w:p>
-    <w:p>
-      <w:pPr>
-        <w:jc w:val="center"/>
-      </w:pPr>
-      <w:r>
-        <w:rPr>
-          <w:rFonts w:eastAsia="宋体"/>
-          <w:sz w:val="24"/>
-        </w:rPr>
-        <w:t xml:space="preserve">http://43.143.238.8:8000/docs</w:t>
-      </w:r>
-    </w:p>
     <w:p/>
     <w:p>
       <w:pPr>
@@ -961,12 +945,6 @@
             <w:insideH w:val="single" w:color="auto" w:sz="4" w:space="0"/>
             <w:insideV w:val="single" w:color="auto" w:sz="4" w:space="0"/>
           </w:tblBorders>
-          <w:tblCellMar>
-            <w:top w:w="0" w:type="dxa"/>
-            <w:left w:w="108" w:type="dxa"/>
-            <w:bottom w:w="0" w:type="dxa"/>
-            <w:right w:w="108" w:type="dxa"/>
-          </w:tblCellMar>
         </w:tblPrEx>
         <w:trPr>
           <w:jc w:val="center"/>
@@ -4761,6 +4739,12 @@
             <w:insideH w:val="single" w:color="auto" w:sz="4" w:space="0"/>
             <w:insideV w:val="single" w:color="auto" w:sz="4" w:space="0"/>
           </w:tblBorders>
+          <w:tblCellMar>
+            <w:top w:w="0" w:type="dxa"/>
+            <w:left w:w="108" w:type="dxa"/>
+            <w:bottom w:w="0" w:type="dxa"/>
+            <w:right w:w="108" w:type="dxa"/>
+          </w:tblCellMar>
         </w:tblPrEx>
         <w:trPr>
           <w:jc w:val="center"/>
@@ -7880,17 +7864,7 @@
           <w:b w:val="0"/>
           <w:sz w:val="24"/>
         </w:rPr>
-        <w:t>完成</w:t>
-      </w:r>
-      <w:bookmarkStart w:id="7" w:name="_GoBack"/>
-      <w:bookmarkEnd w:id="7"/>
-      <w:r>
-        <w:rPr>
-          <w:rFonts w:ascii="宋体" w:hAnsi="宋体" w:eastAsia="宋体"/>
-          <w:b w:val="0"/>
-          <w:sz w:val="24"/>
-        </w:rPr>
-        <w:t>Git提交，包含：22个核心代码文件+11个新增文件（阶段三）、完整的Apache 2.0 LICENSE、详细的README.md（含架构图+快速启动+API文档）、部署指南DEPLOY.md、贡献指南CONTRIBUTING.md、版本变更记录CHANGELOG.md。所有依赖均开源可用，部署步骤可复现。</w:t>
+        <w:t>完成Git提交，包含：22个核心代码文件+11个新增文件（阶段三）、完整的Apache 2.0 LICENSE、详细的README.md（含架构图+快速启动+API文档）、部署指南DEPLOY.md、贡献指南CONTRIBUTING.md、版本变更记录CHANGELOG.md。所有依赖均开源可用，部署步骤可复现。</w:t>
       </w:r>
     </w:p>
     <w:p>
